--- a/fixtures/generated/c11__two-column.docx
+++ b/fixtures/generated/c11__two-column.docx
@@ -74,6 +74,11 @@
           <w:p>
             <w:r>
               <w:t>112 Sillogue Road</w:t>
+            </w:r>
+          </w:p>
+          <w:p>
+            <w:r>
+              <w:t>Ballymun</w:t>
             </w:r>
           </w:p>
           <w:p>
